--- a/Docs/Scenario/Сценарий.docx
+++ b/Docs/Scenario/Сценарий.docx
@@ -4,7 +4,7 @@
   <w:body>
     <w:p>
       <w:pPr>
-        <w:jc w:val="center"/>
+        <w:pStyle w:val="1"/>
       </w:pPr>
       <w:r>
         <w:t>Описание</w:t>
@@ -57,14 +57,20 @@
         <w:t xml:space="preserve"> система (</w:t>
       </w:r>
       <w:r>
-        <w:t xml:space="preserve">характеристики персонажа изменяются </w:t>
+        <w:t>характеристик</w:t>
+      </w:r>
+      <w:r>
+        <w:t xml:space="preserve">и персонажа изменяются </w:t>
       </w:r>
       <w:proofErr w:type="spellStart"/>
       <w:r>
-        <w:t>квази-недискретно</w:t>
+        <w:t>квази</w:t>
       </w:r>
       <w:proofErr w:type="spellEnd"/>
       <w:r>
+        <w:t>-непрерывно</w:t>
+      </w:r>
+      <w:r>
         <w:t>, нет специализаций</w:t>
       </w:r>
       <w:r>
@@ -125,24 +131,15 @@
     </w:p>
     <w:p>
       <w:r>
-        <w:t>Основная цель игр</w:t>
-      </w:r>
-      <w:r>
-        <w:t>ы:</w:t>
-      </w:r>
-      <w:r>
-        <w:t xml:space="preserve"> строительство города вокруг бара</w:t>
-      </w:r>
-      <w:r>
-        <w:t xml:space="preserve"> – первоначальной точки входа</w:t>
-      </w:r>
-      <w:r>
-        <w:t xml:space="preserve">. </w:t>
-      </w:r>
-    </w:p>
-    <w:p/>
-    <w:p/>
-    <w:p>
+        <w:t xml:space="preserve">Основная цель игры: строительство города вокруг бара – первоначальной точки входа. </w:t>
+      </w:r>
+    </w:p>
+    <w:p/>
+    <w:p/>
+    <w:p>
+      <w:pPr>
+        <w:pStyle w:val="1"/>
+      </w:pPr>
       <w:r>
         <w:t>Пролог</w:t>
       </w:r>
@@ -349,44 +346,348 @@
       </w:r>
     </w:p>
     <w:p/>
-    <w:p/>
-    <w:p>
-      <w:r>
-        <w:t>Вводная (несколько вариантов)</w:t>
-      </w:r>
-    </w:p>
-    <w:p>
+    <w:p>
+      <w:pPr>
+        <w:pStyle w:val="1"/>
+      </w:pPr>
+      <w:r>
+        <w:t>Сюжет.</w:t>
+      </w:r>
+    </w:p>
+    <w:p/>
+    <w:p>
+      <w:pPr>
+        <w:pStyle w:val="2"/>
+      </w:pPr>
+      <w:r>
+        <w:t>Вводная</w:t>
+      </w:r>
+    </w:p>
+    <w:p/>
+    <w:p>
+      <w:pPr>
+        <w:pStyle w:val="3"/>
+      </w:pPr>
+      <w:r>
+        <w:t xml:space="preserve">Вариант </w:t>
+      </w:r>
       <w:r>
         <w:t>1.</w:t>
       </w:r>
-    </w:p>
-    <w:p>
-      <w:r>
-        <w:t>2.</w:t>
-      </w:r>
-    </w:p>
-    <w:p/>
-    <w:p/>
-    <w:p/>
-    <w:p/>
-    <w:p/>
-    <w:p/>
-    <w:p/>
-    <w:p>
-      <w:proofErr w:type="spellStart"/>
-      <w:r>
-        <w:t>Квесты</w:t>
-      </w:r>
-      <w:proofErr w:type="spellEnd"/>
-    </w:p>
-    <w:p/>
-    <w:p/>
-    <w:p/>
-    <w:p/>
-    <w:p>
+      <w:r>
+        <w:t xml:space="preserve"> “</w:t>
+      </w:r>
+      <w:r>
+        <w:t>Разбойник</w:t>
+      </w:r>
+      <w:r>
+        <w:t>”</w:t>
+      </w:r>
+    </w:p>
+    <w:p/>
+    <w:p>
+      <w:r>
+        <w:t xml:space="preserve">Ты слишком молод, чтобы помнить, как одним прекрасным днём тысячи ракет чёрными тушами разрезали извечную голубизну неба, чтобы через несколько минут обрушиться вниз, в тысячах миль от того места, где взлетели вверх. </w:t>
+      </w:r>
+    </w:p>
+    <w:p>
+      <w:r>
+        <w:lastRenderedPageBreak/>
+        <w:t xml:space="preserve">Ты не видел, как за минуты сгорали миллионные города, не шёл средь толпы оборванных беженцев </w:t>
+      </w:r>
+      <w:r>
+        <w:t xml:space="preserve">с пустым взглядом </w:t>
+      </w:r>
+      <w:r>
+        <w:t>по ж</w:t>
+      </w:r>
+      <w:r>
+        <w:t>аркой пустыне или стылой тайге, не завидовал тем, кто сгорел в первые минуты огненного ада.</w:t>
+      </w:r>
+    </w:p>
+    <w:p>
+      <w:r>
+        <w:t>Ты родился уже в этом жестоком мире, но тебе он не кажется жестоким – ты принял его таким, какой он есть, потому что не видел другого, лишь слышал от старшего поколения рассказы о былых временах, больше похожие на сказки.</w:t>
+      </w:r>
+    </w:p>
+    <w:p>
+      <w:r>
+        <w:t xml:space="preserve">Ты дитя этого нового мира – такой же жесткий, </w:t>
+      </w:r>
+      <w:r>
+        <w:t xml:space="preserve">крепкий, беспощадный к себе и другим – и </w:t>
+      </w:r>
+      <w:r>
+        <w:rPr>
+          <w:i/>
+        </w:rPr>
+        <w:t>измененный</w:t>
+      </w:r>
+      <w:r>
+        <w:rPr>
+          <w:i/>
+        </w:rPr>
+        <w:t>:</w:t>
+      </w:r>
+      <w:r>
+        <w:t xml:space="preserve"> радиация ни для кого не прошла незаметно. </w:t>
+      </w:r>
+    </w:p>
+    <w:p>
+      <w:r>
+        <w:t xml:space="preserve">Ты выживал как мог – за спиной десятки тысяч миль дорог – то с одним кланом, то с другим, то в одиночку или с парой таких же оборванцев. Ты грабил и убивал ради куска хлеба или банки тушёнки – и тебя грабили и пытались убить. </w:t>
+      </w:r>
+    </w:p>
+    <w:p>
+      <w:r>
+        <w:t>Когда тебя при смерти, после очередной жестокой стычки, подобрали и выходили, ты удивился: почему не ограбили и не бросили там же умирать.</w:t>
+      </w:r>
+    </w:p>
+    <w:p>
+      <w:r>
+        <w:t xml:space="preserve">И ещё больше удивился, когда, еще слабый, хромая вышел из маленькой, но опрятной хижины в стылую хмарь вечной зимы. </w:t>
+      </w:r>
+    </w:p>
+    <w:p>
+      <w:r>
+        <w:t xml:space="preserve">Раньше тебе попадались посёлки и небольшие поселения людей, пытавшихся вести оседлый образ жизни, но они либо </w:t>
+      </w:r>
+      <w:r>
+        <w:t>быстро погибали от рук бродячих банд, либо сами были под контролем банды, и по сути, просто обслуживали и охраняли награбленное имущество головорезов.</w:t>
+      </w:r>
+    </w:p>
+    <w:p>
+      <w:r>
+        <w:t xml:space="preserve">Ты увидел разительное отличие от того, что видел раньше – здесь жила община людей, и жила, судя по всему, неплохо, удачно организовав своё обеспечение и защиту от банд. Не было видно ни вечно пьяных головорезов с большой дороги, ни размалёванных девок, ни рабов в кандалах. </w:t>
+      </w:r>
+    </w:p>
+    <w:p>
+      <w:r>
+        <w:t>Это было что-то новое для тебя, и ты почему-то решил остаться здесь, с этими людьми, которые не бросили тебя в канаве подыхать…</w:t>
+      </w:r>
+    </w:p>
+    <w:p/>
+    <w:p>
+      <w:pPr>
+        <w:pStyle w:val="3"/>
+      </w:pPr>
+      <w:r>
+        <w:t xml:space="preserve">Вариант </w:t>
+      </w:r>
+      <w:r>
+        <w:t>2</w:t>
+      </w:r>
+      <w:r>
+        <w:t>.</w:t>
+      </w:r>
+      <w:r>
+        <w:t xml:space="preserve"> «Солдат»</w:t>
+      </w:r>
+    </w:p>
+    <w:p/>
+    <w:p>
+      <w:r>
+        <w:t>Ты один из немногих людей, кто точно знает, что произошло тогда на самом деле, поскольку сам принимал в этом участие. К этому шло уже долго, и ещё за год до события было уже понятно, что акт взаимного уничтожения неизбежен. Ты не думал ни о чём, когда посылал на другую сторону планеты смертоносные ракеты. Ты просто выполнял свою работу.</w:t>
+      </w:r>
+    </w:p>
+    <w:p>
+      <w:r>
+        <w:t xml:space="preserve">Ты не видел, к чему привели твои – и подобных тебе действия, пока не вышел через несколько лет из бункера, где вы сидели, сходя с ума, в ожидании помощи - которая так и не пришла. Потом кончилась пища, и пришлось выходить наружу. </w:t>
+      </w:r>
+    </w:p>
+    <w:p>
+      <w:r>
+        <w:t>Наличие каких-никаких навыков и хорошего снаряжения помогло вам выжить в первые месяцы в этом, уже чужом для вас, мире. Сначала вы пытались быть максимально дружелюбными с другими людьми, пытались торговать и сосуществовать –</w:t>
+      </w:r>
+      <w:r>
+        <w:t xml:space="preserve"> но жизнь всё расставила по местам, сделав вас теми, кем вы должны были стать в новом мире – отрядом наёмников без принципов. </w:t>
+      </w:r>
+    </w:p>
+    <w:p>
+      <w:r>
+        <w:lastRenderedPageBreak/>
+        <w:t>Знание расположения военных складов и бункеров делало вашу работу более простой, ваши операции – более успешными и изощрёнными.</w:t>
+      </w:r>
+    </w:p>
+    <w:p>
+      <w:r>
+        <w:t>Но ваши успехи многим были и поперек горла – и рано или поздно вам должны были устроить успешную засаду. В многодневном бою в окружении вы были убиты и рассеяны, и, серьёзно раненый, ты несколько дней полз по ночам в пустыне, пока не потерял сознание.</w:t>
+      </w:r>
+    </w:p>
+    <w:p>
+      <w:r>
+        <w:t xml:space="preserve">Очнулся ты уже в Городе – ты слышал о нём, но ни разу не бывал. В первую очередь, потому что не верил, что в этом новом мире люди могут жить не как пауки в банке. </w:t>
+      </w:r>
+    </w:p>
+    <w:p>
+      <w:r>
+        <w:t>Даже раненому, тебе в городе нашлась работа, и ты посмотрел жизнь местных с разных сторон – и, когда раны затянулись, и ты окреп – ты понял, что хотел бы остаться здесь, с ними…</w:t>
+      </w:r>
+    </w:p>
+    <w:p/>
+    <w:p>
+      <w:pPr>
+        <w:pStyle w:val="3"/>
+      </w:pPr>
+      <w:r>
+        <w:t xml:space="preserve">Вариант </w:t>
+      </w:r>
+      <w:r>
+        <w:t>3</w:t>
+      </w:r>
+      <w:r>
+        <w:t>.</w:t>
+      </w:r>
+      <w:r>
+        <w:t xml:space="preserve"> «Охотник»</w:t>
+      </w:r>
+    </w:p>
+    <w:p/>
+    <w:p>
+      <w:r>
+        <w:t>Когда это случилось, ты был слишком далеко от больших городов, чтобы понять, что произошло. Сначала пропала связь – и ты не смог дозвониться из тайги до своих родных по спутниковому телефону. Потом понял, что дозвониться теперь нельзя ни до кого – спутники висели в небе, телефон до них доставал, но ни с одним абонентом связать уже не мог.</w:t>
+      </w:r>
+    </w:p>
+    <w:p>
+      <w:r>
+        <w:t xml:space="preserve">Потом ты три дня шёл пешком по совершенно пустой </w:t>
+      </w:r>
+      <w:r>
+        <w:t xml:space="preserve">дороге – что уже само по себе было странно и пугающе, - </w:t>
+      </w:r>
+      <w:r>
+        <w:t>выбираясь к ближайшему посёлку, который оказался полностью оставлен, хотя ещё месяц назад в нём жило по крайней мере три сотни людей постоянно, не считая снующих туда-сюда геологов, охотников, оленеводов и просто каких-то непонятных людей, непонятно, чем занимающихся. Теперь посёлок был совершенно пуст, и брошен он был в спешке.</w:t>
+      </w:r>
+    </w:p>
+    <w:p>
+      <w:r>
+        <w:t xml:space="preserve">Удалось разжиться кое-какой едой, </w:t>
+      </w:r>
+      <w:r>
+        <w:t>спичками, сигаретами и патронами – убегали люди действительно в большой спешке. Также получилось кое-как завести древнюю убогую машину, и найти две канистры бензина.</w:t>
+      </w:r>
+    </w:p>
+    <w:p>
+      <w:r>
+        <w:t>Ещё через три дня, прокляв и эту машину, и разбитые дороги глубинки, ты приехал в соседний посёлок, где и узнал, что же случилось – из него ещё уехали не все. Некоторое время ты пребывал в смятении и растерянности, думая, что же делать и как теперь быть. Родные были очень далеко – в большом городе за тысячи миль – и добраться туда пешком нечего было и рассчитывать. Да и, судя по рассказам людей, шансов выжить у них было мизерно мало в том аду, который бушевал по всей планете.</w:t>
+      </w:r>
+    </w:p>
+    <w:p>
+      <w:r>
+        <w:t>Оставаться в посёлке было глупо – пережить одному зиму было бы весьма сложно. Поэтому ты присоединился к последней группе беженцев…</w:t>
+      </w:r>
+    </w:p>
+    <w:p>
+      <w:r>
+        <w:t xml:space="preserve">Через двадцать лет ты уже редко вспоминаешь те дни, наполненные страхом, горечью и отчаянием. Всё поглотили страх, горечь и отчаяние всех этих лет выживания в новом злом и жестоком мире. </w:t>
+      </w:r>
+    </w:p>
+    <w:p>
+      <w:r>
+        <w:t>Лишь навыки охотника помогли тебе выжить, но изредка ты задумываешься, не было бы проще тогда пустить себе пулю в висок…</w:t>
+      </w:r>
+    </w:p>
+    <w:p>
+      <w:r>
+        <w:lastRenderedPageBreak/>
+        <w:t>Набредя в своих скитаниях на это поселение, ты хотел сначала просто передохнуть, поторговать найденным и добытым, и уйти дальше, как бывало уже не раз. Но через пару дней ты понял, что не хочешь уходить отсюда. Среди этих людей ты внезапно почувствовал потерянную много лет назад надежду…</w:t>
+      </w:r>
+    </w:p>
+    <w:p/>
+    <w:p>
+      <w:pPr>
+        <w:pStyle w:val="1"/>
+      </w:pPr>
+      <w:r>
+        <w:t>Локации</w:t>
+      </w:r>
+      <w:r>
+        <w:t>.</w:t>
+      </w:r>
+    </w:p>
+    <w:p/>
+    <w:p>
+      <w:pPr>
+        <w:pStyle w:val="2"/>
+      </w:pPr>
+      <w:r>
+        <w:t>Поселения</w:t>
+      </w:r>
+    </w:p>
+    <w:p/>
+    <w:p>
+      <w:pPr>
+        <w:pStyle w:val="3"/>
+      </w:pPr>
+      <w:r>
+        <w:t>Описание</w:t>
+      </w:r>
+    </w:p>
+    <w:p/>
+    <w:p>
+      <w:r>
+        <w:t xml:space="preserve">Для упрощения игрового процесса поселение занимает минимум одну локацию, даже если реально площадь поселения составляет менее значимой доли локации. С точки зрения игровой логики в таком случае ко всей локации применяются правила локации поселения. </w:t>
+      </w:r>
+    </w:p>
+    <w:p>
+      <w:r>
+        <w:t>Набор типов точек локации-поселения тот же, что и в дикой местности (изменчивая – свободное пространство, неизменяемая, провал, водоём), плюс изменяемые – точки без заданного постоянного рельефа, с возможностью строительства.</w:t>
+      </w:r>
+    </w:p>
+    <w:p>
+      <w:r>
+        <w:t>Локация становится поселением, если на его территории находится хотя бы одно здание. Все соседние дикие локации становятся пригородом.</w:t>
+      </w:r>
+    </w:p>
+    <w:p>
+      <w:r>
+        <w:t xml:space="preserve">Для успешного завершения строительства необходимо уничтожить на территории локации всю флору и фауну с агрессивностью выше уровня настройки «Второй базовый уровень агрессии». Для удержания поселения необходимо поддерживать здания и население в актуальном состоянии. Флора и фауна стремятся уничтожить постройки и население, но в случае наличия построек существа выше </w:t>
+      </w:r>
+      <w:r>
+        <w:t>уровня настройки «</w:t>
+      </w:r>
+      <w:r>
+        <w:t>Третий</w:t>
+      </w:r>
+      <w:r>
+        <w:t xml:space="preserve"> базовый уровень агрессии»</w:t>
+      </w:r>
+      <w:r>
+        <w:t xml:space="preserve"> на территорию локации-поселения будут проникать редко.</w:t>
+      </w:r>
+    </w:p>
+    <w:p>
+      <w:r>
+        <w:t>Поселение уменьшает скорость изменения точек флорой на величину соответствующей настройки, а также уменьшает агресси</w:t>
+      </w:r>
+      <w:r>
+        <w:t>ю</w:t>
+      </w:r>
+      <w:r>
+        <w:t xml:space="preserve"> фауны на </w:t>
+      </w:r>
+      <w:r>
+        <w:t>величину соответствующей настройки</w:t>
+      </w:r>
+      <w:r>
+        <w:t>.</w:t>
+      </w:r>
       <w:bookmarkStart w:id="0" w:name="_GoBack"/>
       <w:bookmarkEnd w:id="0"/>
     </w:p>
+    <w:p/>
+    <w:p>
+      <w:proofErr w:type="spellStart"/>
+      <w:r>
+        <w:t>Квесты</w:t>
+      </w:r>
+      <w:proofErr w:type="spellEnd"/>
+    </w:p>
+    <w:p/>
+    <w:p/>
+    <w:p/>
+    <w:p/>
+    <w:p/>
     <w:p>
       <w:r>
         <w:t>Профессии</w:t>
@@ -405,6 +706,11 @@
     <w:p/>
     <w:p/>
     <w:p/>
+    <w:p>
+      <w:r>
+        <w:t>Дизайн</w:t>
+      </w:r>
+    </w:p>
     <w:p/>
     <w:sectPr>
       <w:pgSz w:w="11906" w:h="16838"/>
@@ -810,6 +1116,74 @@
     <w:name w:val="Normal"/>
     <w:qFormat/>
   </w:style>
+  <w:style w:type="paragraph" w:styleId="1">
+    <w:name w:val="heading 1"/>
+    <w:basedOn w:val="a"/>
+    <w:next w:val="a"/>
+    <w:link w:val="10"/>
+    <w:uiPriority w:val="9"/>
+    <w:qFormat/>
+    <w:rsid w:val="00396FD8"/>
+    <w:pPr>
+      <w:keepNext/>
+      <w:keepLines/>
+      <w:spacing w:before="240" w:after="0"/>
+      <w:jc w:val="center"/>
+      <w:outlineLvl w:val="0"/>
+    </w:pPr>
+    <w:rPr>
+      <w:rFonts w:ascii="Calibri" w:eastAsiaTheme="majorEastAsia" w:hAnsi="Calibri" w:cs="Calibri"/>
+      <w:b/>
+      <w:sz w:val="48"/>
+      <w:szCs w:val="48"/>
+    </w:rPr>
+  </w:style>
+  <w:style w:type="paragraph" w:styleId="2">
+    <w:name w:val="heading 2"/>
+    <w:basedOn w:val="a"/>
+    <w:next w:val="a"/>
+    <w:link w:val="20"/>
+    <w:uiPriority w:val="9"/>
+    <w:unhideWhenUsed/>
+    <w:qFormat/>
+    <w:rsid w:val="00396FD8"/>
+    <w:pPr>
+      <w:keepNext/>
+      <w:keepLines/>
+      <w:spacing w:before="40" w:after="0"/>
+      <w:jc w:val="center"/>
+      <w:outlineLvl w:val="1"/>
+    </w:pPr>
+    <w:rPr>
+      <w:rFonts w:ascii="Calibri" w:eastAsiaTheme="majorEastAsia" w:hAnsi="Calibri" w:cs="Calibri"/>
+      <w:b/>
+      <w:sz w:val="44"/>
+      <w:szCs w:val="44"/>
+    </w:rPr>
+  </w:style>
+  <w:style w:type="paragraph" w:styleId="3">
+    <w:name w:val="heading 3"/>
+    <w:basedOn w:val="a"/>
+    <w:next w:val="a"/>
+    <w:link w:val="30"/>
+    <w:uiPriority w:val="9"/>
+    <w:unhideWhenUsed/>
+    <w:qFormat/>
+    <w:rsid w:val="00396FD8"/>
+    <w:pPr>
+      <w:keepNext/>
+      <w:keepLines/>
+      <w:spacing w:before="40" w:after="0"/>
+      <w:jc w:val="center"/>
+      <w:outlineLvl w:val="2"/>
+    </w:pPr>
+    <w:rPr>
+      <w:rFonts w:ascii="Calibri" w:eastAsiaTheme="majorEastAsia" w:hAnsi="Calibri" w:cs="Calibri"/>
+      <w:b/>
+      <w:sz w:val="40"/>
+      <w:szCs w:val="40"/>
+    </w:rPr>
+  </w:style>
   <w:style w:type="character" w:default="1" w:styleId="a0">
     <w:name w:val="Default Paragraph Font"/>
     <w:uiPriority w:val="1"/>
@@ -883,6 +1257,45 @@
       <w:sz w:val="20"/>
       <w:szCs w:val="20"/>
       <w:lang w:eastAsia="ru-RU"/>
+    </w:rPr>
+  </w:style>
+  <w:style w:type="character" w:customStyle="1" w:styleId="10">
+    <w:name w:val="Заголовок 1 Знак"/>
+    <w:basedOn w:val="a0"/>
+    <w:link w:val="1"/>
+    <w:uiPriority w:val="9"/>
+    <w:rsid w:val="00396FD8"/>
+    <w:rPr>
+      <w:rFonts w:ascii="Calibri" w:eastAsiaTheme="majorEastAsia" w:hAnsi="Calibri" w:cs="Calibri"/>
+      <w:b/>
+      <w:sz w:val="48"/>
+      <w:szCs w:val="48"/>
+    </w:rPr>
+  </w:style>
+  <w:style w:type="character" w:customStyle="1" w:styleId="20">
+    <w:name w:val="Заголовок 2 Знак"/>
+    <w:basedOn w:val="a0"/>
+    <w:link w:val="2"/>
+    <w:uiPriority w:val="9"/>
+    <w:rsid w:val="00396FD8"/>
+    <w:rPr>
+      <w:rFonts w:ascii="Calibri" w:eastAsiaTheme="majorEastAsia" w:hAnsi="Calibri" w:cs="Calibri"/>
+      <w:b/>
+      <w:sz w:val="44"/>
+      <w:szCs w:val="44"/>
+    </w:rPr>
+  </w:style>
+  <w:style w:type="character" w:customStyle="1" w:styleId="30">
+    <w:name w:val="Заголовок 3 Знак"/>
+    <w:basedOn w:val="a0"/>
+    <w:link w:val="3"/>
+    <w:uiPriority w:val="9"/>
+    <w:rsid w:val="00396FD8"/>
+    <w:rPr>
+      <w:rFonts w:ascii="Calibri" w:eastAsiaTheme="majorEastAsia" w:hAnsi="Calibri" w:cs="Calibri"/>
+      <w:b/>
+      <w:sz w:val="40"/>
+      <w:szCs w:val="40"/>
     </w:rPr>
   </w:style>
 </w:styles>
